--- a/프로그램 자료/intern-documents/docs_output/samples/w2d2/word/박수빈/sparkpage_cases_intl.docx
+++ b/프로그램 자료/intern-documents/docs_output/samples/w2d2/word/박수빈/sparkpage_cases_intl.docx
@@ -4,139 +4,246 @@
   <w:body>
     <w:p>
       <w:pPr>
-        <w:pStyle w:val="Heading1"/>
-        <w:spacing w:after="120" w:before="240"/>
+        <w:pBdr>
+          <w:bottom w:val="single" w:color="1F4E79" w:sz="6" w:space="4"/>
+        </w:pBdr>
+        <w:spacing w:after="60" w:before="0"/>
       </w:pPr>
       <w:r>
         <w:rPr>
           <w:rFonts w:ascii="Arial" w:cs="Arial" w:eastAsia="Arial" w:hAnsi="Arial"/>
           <w:b/>
           <w:bCs/>
-          <w:color w:val="2E74B5"/>
-          <w:sz w:val="32"/>
-          <w:szCs w:val="32"/>
-        </w:rPr>
-        <w:t xml:space="preserve">젠스파크 Sparkpage — 해외 AI 도입 사례 (W2D2)</w:t>
-      </w:r>
-    </w:p>
-    <w:p>
-      <w:pPr>
-        <w:spacing w:after="60"/>
+          <w:color w:val="1F4E79"/>
+          <w:sz w:val="34"/>
+          <w:szCs w:val="34"/>
+        </w:rPr>
+        <w:t xml:space="preserve">젠스파크 Sparkpage — 해외 AI 도입 사례 (W2D2) | 박수빈</w:t>
+      </w:r>
+    </w:p>
+    <w:p>
+      <w:pPr>
+        <w:spacing w:after="60" w:before="60"/>
+      </w:pPr>
+      <w:r>
+        <w:rPr>
+          <w:rFonts w:ascii="Arial" w:cs="Arial" w:eastAsia="Arial" w:hAnsi="Arial"/>
+          <w:sz w:val="22"/>
+          <w:szCs w:val="22"/>
+        </w:rPr>
+        <w:t xml:space="preserve">작성일: 2026-04-21 (화) | 인턴: 박수빈 | 일정: 젠스파크 — 국내외 산업별 AI 도입 사례</w:t>
+      </w:r>
+    </w:p>
+    <w:p>
+      <w:pPr>
+        <w:spacing w:after="80" w:before="80"/>
+      </w:pPr>
+      <w:r>
+        <w:t xml:space="preserve"/>
+      </w:r>
+    </w:p>
+    <w:p>
+      <w:pPr>
+        <w:pStyle w:val="Heading2"/>
+        <w:spacing w:after="80" w:before="200"/>
       </w:pPr>
       <w:r>
         <w:rPr>
           <w:rFonts w:ascii="Arial" w:cs="Arial" w:eastAsia="Arial" w:hAnsi="Arial"/>
           <w:b/>
           <w:bCs/>
-          <w:i w:val="false"/>
-          <w:iCs w:val="false"/>
-          <w:color w:val="000000"/>
-          <w:sz w:val="22"/>
-          <w:szCs w:val="22"/>
-        </w:rPr>
-        <w:t xml:space="preserve">작성일: </w:t>
-      </w:r>
-      <w:r>
-        <w:rPr>
-          <w:rFonts w:ascii="Arial" w:cs="Arial" w:eastAsia="Arial" w:hAnsi="Arial"/>
-          <w:b w:val="false"/>
-          <w:bCs w:val="false"/>
-          <w:i w:val="false"/>
-          <w:iCs w:val="false"/>
-          <w:color w:val="000000"/>
-          <w:sz w:val="22"/>
-          <w:szCs w:val="22"/>
-        </w:rPr>
-        <w:t xml:space="preserve">2026-04-21 (화)</w:t>
-      </w:r>
-    </w:p>
-    <w:p>
-      <w:pPr>
-        <w:spacing w:after="60"/>
+          <w:color w:val="2E75B6"/>
+          <w:sz w:val="26"/>
+          <w:szCs w:val="26"/>
+        </w:rPr>
+        <w:t xml:space="preserve">Sparkpage 정보</w:t>
+      </w:r>
+    </w:p>
+    <w:p>
+      <w:pPr>
+        <w:spacing w:after="60" w:before="60"/>
+      </w:pPr>
+      <w:r>
+        <w:rPr>
+          <w:rFonts w:ascii="Arial" w:cs="Arial" w:eastAsia="Arial" w:hAnsi="Arial"/>
+          <w:sz w:val="22"/>
+          <w:szCs w:val="22"/>
+        </w:rPr>
+        <w:t xml:space="preserve">생성 도구: 젠스파크 (https://www.genspark.ai)</w:t>
+      </w:r>
+    </w:p>
+    <w:p>
+      <w:pPr>
+        <w:spacing w:after="60" w:before="60"/>
+      </w:pPr>
+      <w:r>
+        <w:rPr>
+          <w:rFonts w:ascii="Arial" w:cs="Arial" w:eastAsia="Arial" w:hAnsi="Arial"/>
+          <w:sz w:val="22"/>
+          <w:szCs w:val="22"/>
+        </w:rPr>
+        <w:t xml:space="preserve">검색 쿼리: AI backend system architecture Spring Boot microservices RAG production deployment 2025</w:t>
+      </w:r>
+    </w:p>
+    <w:p>
+      <w:pPr>
+        <w:spacing w:after="60" w:before="60"/>
+      </w:pPr>
+      <w:r>
+        <w:rPr>
+          <w:rFonts w:ascii="Arial" w:cs="Arial" w:eastAsia="Arial" w:hAnsi="Arial"/>
+          <w:sz w:val="22"/>
+          <w:szCs w:val="22"/>
+        </w:rPr>
+        <w:t xml:space="preserve">쿼리 선택 이유: DayLine·FinBuddy 수준의 실서비스에서 AI를 통합하는 백엔드 아키텍처 패턴을 수집하기 위함. 특히 가용성·응답 시간 SLA가 공개된 사례 우선</w:t>
+      </w:r>
+    </w:p>
+    <w:p>
+      <w:pPr>
+        <w:spacing w:after="60" w:before="60"/>
+      </w:pPr>
+      <w:r>
+        <w:rPr>
+          <w:rFonts w:ascii="Arial" w:cs="Arial" w:eastAsia="Arial" w:hAnsi="Arial"/>
+          <w:sz w:val="22"/>
+          <w:szCs w:val="22"/>
+        </w:rPr>
+        <w:t xml:space="preserve">생성 일시: 2026-04-21 (화) | Sparkpage URL: (저장 후 기입)</w:t>
+      </w:r>
+    </w:p>
+    <w:p>
+      <w:pPr>
+        <w:spacing w:after="80" w:before="80"/>
+      </w:pPr>
+      <w:r>
+        <w:t xml:space="preserve"/>
+      </w:r>
+    </w:p>
+    <w:p>
+      <w:pPr>
+        <w:pStyle w:val="Heading2"/>
+        <w:spacing w:after="80" w:before="200"/>
       </w:pPr>
       <w:r>
         <w:rPr>
           <w:rFonts w:ascii="Arial" w:cs="Arial" w:eastAsia="Arial" w:hAnsi="Arial"/>
           <w:b/>
           <w:bCs/>
-          <w:i w:val="false"/>
-          <w:iCs w:val="false"/>
-          <w:color w:val="000000"/>
-          <w:sz w:val="22"/>
-          <w:szCs w:val="22"/>
-        </w:rPr>
-        <w:t xml:space="preserve">인턴: </w:t>
-      </w:r>
-      <w:r>
-        <w:rPr>
-          <w:rFonts w:ascii="Arial" w:cs="Arial" w:eastAsia="Arial" w:hAnsi="Arial"/>
-          <w:b w:val="false"/>
-          <w:bCs w:val="false"/>
-          <w:i/>
-          <w:iCs/>
-          <w:color w:val="000000"/>
-          <w:sz w:val="22"/>
-          <w:szCs w:val="22"/>
-        </w:rPr>
-        <w:t xml:space="preserve">박수빈</w:t>
-      </w:r>
-    </w:p>
-    <w:p>
-      <w:pPr>
-        <w:spacing w:after="60"/>
+          <w:color w:val="2E75B6"/>
+          <w:sz w:val="26"/>
+          <w:szCs w:val="26"/>
+        </w:rPr>
+        <w:t xml:space="preserve">주요 결과 요약</w:t>
+      </w:r>
+    </w:p>
+    <w:p>
+      <w:pPr>
+        <w:spacing w:after="60" w:before="60"/>
+      </w:pPr>
+      <w:r>
+        <w:rPr>
+          <w:rFonts w:ascii="Arial" w:cs="Arial" w:eastAsia="Arial" w:hAnsi="Arial"/>
+          <w:sz w:val="22"/>
+          <w:szCs w:val="22"/>
+        </w:rPr>
+        <w:t xml:space="preserve">헤드라인 카드:</w:t>
+      </w:r>
+    </w:p>
+    <w:p>
+      <w:pPr>
+        <w:pStyle w:val="ListParagraph"/>
+        <w:numPr>
+          <w:ilvl w:val="0"/>
+          <w:numId w:val="2"/>
+        </w:numPr>
+        <w:spacing w:after="40" w:before="40"/>
+      </w:pPr>
+      <w:r>
+        <w:rPr>
+          <w:rFonts w:ascii="Arial" w:cs="Arial" w:eastAsia="Arial" w:hAnsi="Arial"/>
+          <w:sz w:val="22"/>
+          <w:szCs w:val="22"/>
+        </w:rPr>
+        <w:t xml:space="preserve">US DoJ — LLM 기반 법률 문서 검색: pgvector + RAG, 검색 정확도 91%, 응답 &lt;2초 — 출처: DoJ Tech Report 2025</w:t>
+      </w:r>
+    </w:p>
+    <w:p>
+      <w:pPr>
+        <w:pStyle w:val="ListParagraph"/>
+        <w:numPr>
+          <w:ilvl w:val="0"/>
+          <w:numId w:val="2"/>
+        </w:numPr>
+        <w:spacing w:after="40" w:before="40"/>
+      </w:pPr>
+      <w:r>
+        <w:rPr>
+          <w:rFonts w:ascii="Arial" w:cs="Arial" w:eastAsia="Arial" w:hAnsi="Arial"/>
+          <w:sz w:val="22"/>
+          <w:szCs w:val="22"/>
+        </w:rPr>
+        <w:t xml:space="preserve">UK NHS — AI 진단 보조 마이크로서비스: Spring Boot Gateway + Kubernetes, 가용성 99.7% — 출처: NHS Digital 2025</w:t>
+      </w:r>
+    </w:p>
+    <w:p>
+      <w:pPr>
+        <w:pStyle w:val="ListParagraph"/>
+        <w:numPr>
+          <w:ilvl w:val="0"/>
+          <w:numId w:val="2"/>
+        </w:numPr>
+        <w:spacing w:after="40" w:before="40"/>
+      </w:pPr>
+      <w:r>
+        <w:rPr>
+          <w:rFonts w:ascii="Arial" w:cs="Arial" w:eastAsia="Arial" w:hAnsi="Arial"/>
+          <w:sz w:val="22"/>
+          <w:szCs w:val="22"/>
+        </w:rPr>
+        <w:t xml:space="preserve">Toyota — Kotlin/Native 엣지 + Spring 중앙 서버 하이브리드: 설비 고장 예측 94% — 출처: Toyota Tech Summit 2025</w:t>
+      </w:r>
+    </w:p>
+    <w:p>
+      <w:pPr>
+        <w:spacing w:after="60" w:before="60"/>
+      </w:pPr>
+      <w:r>
+        <w:rPr>
+          <w:rFonts w:ascii="Arial" w:cs="Arial" w:eastAsia="Arial" w:hAnsi="Arial"/>
+          <w:sz w:val="22"/>
+          <w:szCs w:val="22"/>
+        </w:rPr>
+        <w:t xml:space="preserve">(실제 Sparkpage 결과를 위의 형식으로 기재)</w:t>
+      </w:r>
+    </w:p>
+    <w:p>
+      <w:pPr>
+        <w:spacing w:after="80" w:before="80"/>
+      </w:pPr>
+      <w:r>
+        <w:t xml:space="preserve"/>
+      </w:r>
+    </w:p>
+    <w:p>
+      <w:pPr>
+        <w:pStyle w:val="Heading2"/>
+        <w:spacing w:after="80" w:before="200"/>
       </w:pPr>
       <w:r>
         <w:rPr>
           <w:rFonts w:ascii="Arial" w:cs="Arial" w:eastAsia="Arial" w:hAnsi="Arial"/>
           <w:b/>
           <w:bCs/>
-          <w:i w:val="false"/>
-          <w:iCs w:val="false"/>
-          <w:color w:val="000000"/>
-          <w:sz w:val="22"/>
-          <w:szCs w:val="22"/>
-        </w:rPr>
-        <w:t xml:space="preserve">일정: </w:t>
-      </w:r>
-      <w:r>
-        <w:rPr>
-          <w:rFonts w:ascii="Arial" w:cs="Arial" w:eastAsia="Arial" w:hAnsi="Arial"/>
-          <w:b w:val="false"/>
-          <w:bCs w:val="false"/>
-          <w:i w:val="false"/>
-          <w:iCs w:val="false"/>
-          <w:color w:val="000000"/>
-          <w:sz w:val="22"/>
-          <w:szCs w:val="22"/>
-        </w:rPr>
-        <w:t xml:space="preserve">젠스파크 — 국내외 산업별 AI 도입 사례</w:t>
-      </w:r>
-    </w:p>
-    <w:p>
-      <w:pPr>
-        <w:spacing w:after="100"/>
-      </w:pPr>
-    </w:p>
-    <w:p>
-      <w:pPr>
-        <w:pStyle w:val="Heading2"/>
-        <w:spacing w:after="80" w:before="180"/>
-      </w:pPr>
-      <w:r>
-        <w:rPr>
-          <w:rFonts w:ascii="Arial" w:cs="Arial" w:eastAsia="Arial" w:hAnsi="Arial"/>
-          <w:b/>
-          <w:bCs/>
-          <w:color w:val="2E74B5"/>
+          <w:color w:val="2E75B6"/>
           <w:sz w:val="26"/>
           <w:szCs w:val="26"/>
         </w:rPr>
-        <w:t xml:space="preserve">Sparkpage 정보</w:t>
+        <w:t xml:space="preserve">용어 통일표 (한글·영문)</w:t>
       </w:r>
     </w:p>
     <w:tbl>
       <w:tblPr>
-        <w:tblW w:type="dxa" w:w="9639"/>
+        <w:tblW w:type="dxa" w:w="5400"/>
         <w:tblBorders>
           <w:top w:val="single" w:color="auto" w:sz="4"/>
           <w:left w:val="single" w:color="auto" w:sz="4"/>
@@ -147,21 +254,18 @@
         </w:tblBorders>
       </w:tblPr>
       <w:tblGrid>
-        <w:gridCol w:w="2410"/>
-        <w:gridCol w:w="7229"/>
+        <w:gridCol w:w="2700"/>
+        <w:gridCol w:w="2700"/>
       </w:tblGrid>
       <w:tr>
-        <w:trPr>
-          <w:tblHeader/>
-        </w:trPr>
         <w:tc>
           <w:tcPr>
-            <w:tcW w:type="dxa" w:w="2410"/>
+            <w:tcW w:type="dxa" w:w="2700"/>
             <w:tcBorders>
-              <w:top w:val="single" w:color="CCCCCC" w:sz="1"/>
-              <w:left w:val="single" w:color="CCCCCC" w:sz="1"/>
-              <w:bottom w:val="single" w:color="CCCCCC" w:sz="1"/>
-              <w:right w:val="single" w:color="CCCCCC" w:sz="1"/>
+              <w:top w:val="single" w:color="BBBBBB" w:sz="1"/>
+              <w:left w:val="single" w:color="BBBBBB" w:sz="1"/>
+              <w:bottom w:val="single" w:color="BBBBBB" w:sz="1"/>
+              <w:right w:val="single" w:color="BBBBBB" w:sz="1"/>
             </w:tcBorders>
             <w:shd w:fill="D5E8F0" w:val="clear"/>
             <w:tcMar>
@@ -172,32 +276,26 @@
             </w:tcMar>
           </w:tcPr>
           <w:p>
-            <w:pPr>
-              <w:spacing w:after="60"/>
-            </w:pPr>
             <w:r>
               <w:rPr>
                 <w:rFonts w:ascii="Arial" w:cs="Arial" w:eastAsia="Arial" w:hAnsi="Arial"/>
                 <w:b/>
                 <w:bCs/>
-                <w:i w:val="false"/>
-                <w:iCs w:val="false"/>
-                <w:color w:val="000000"/>
                 <w:sz w:val="20"/>
                 <w:szCs w:val="20"/>
               </w:rPr>
-              <w:t xml:space="preserve">항목</w:t>
+              <w:t xml:space="preserve">한글</w:t>
             </w:r>
           </w:p>
         </w:tc>
         <w:tc>
           <w:tcPr>
-            <w:tcW w:type="dxa" w:w="7229"/>
+            <w:tcW w:type="dxa" w:w="2700"/>
             <w:tcBorders>
-              <w:top w:val="single" w:color="CCCCCC" w:sz="1"/>
-              <w:left w:val="single" w:color="CCCCCC" w:sz="1"/>
-              <w:bottom w:val="single" w:color="CCCCCC" w:sz="1"/>
-              <w:right w:val="single" w:color="CCCCCC" w:sz="1"/>
+              <w:top w:val="single" w:color="BBBBBB" w:sz="1"/>
+              <w:left w:val="single" w:color="BBBBBB" w:sz="1"/>
+              <w:bottom w:val="single" w:color="BBBBBB" w:sz="1"/>
+              <w:right w:val="single" w:color="BBBBBB" w:sz="1"/>
             </w:tcBorders>
             <w:shd w:fill="D5E8F0" w:val="clear"/>
             <w:tcMar>
@@ -208,21 +306,15 @@
             </w:tcMar>
           </w:tcPr>
           <w:p>
-            <w:pPr>
-              <w:spacing w:after="60"/>
-            </w:pPr>
             <w:r>
               <w:rPr>
                 <w:rFonts w:ascii="Arial" w:cs="Arial" w:eastAsia="Arial" w:hAnsi="Arial"/>
                 <w:b/>
                 <w:bCs/>
-                <w:i w:val="false"/>
-                <w:iCs w:val="false"/>
-                <w:color w:val="000000"/>
                 <w:sz w:val="20"/>
                 <w:szCs w:val="20"/>
               </w:rPr>
-              <w:t xml:space="preserve">내용</w:t>
+              <w:t xml:space="preserve">영문</w:t>
             </w:r>
           </w:p>
         </w:tc>
@@ -230,12 +322,12 @@
       <w:tr>
         <w:tc>
           <w:tcPr>
-            <w:tcW w:type="dxa" w:w="2410"/>
+            <w:tcW w:type="dxa" w:w="2700"/>
             <w:tcBorders>
-              <w:top w:val="single" w:color="CCCCCC" w:sz="1"/>
-              <w:left w:val="single" w:color="CCCCCC" w:sz="1"/>
-              <w:bottom w:val="single" w:color="CCCCCC" w:sz="1"/>
-              <w:right w:val="single" w:color="CCCCCC" w:sz="1"/>
+              <w:top w:val="single" w:color="BBBBBB" w:sz="1"/>
+              <w:left w:val="single" w:color="BBBBBB" w:sz="1"/>
+              <w:bottom w:val="single" w:color="BBBBBB" w:sz="1"/>
+              <w:right w:val="single" w:color="BBBBBB" w:sz="1"/>
             </w:tcBorders>
             <w:tcMar>
               <w:top w:type="dxa" w:w="80"/>
@@ -245,32 +337,26 @@
             </w:tcMar>
           </w:tcPr>
           <w:p>
-            <w:pPr>
-              <w:spacing w:after="60"/>
-            </w:pPr>
             <w:r>
               <w:rPr>
                 <w:rFonts w:ascii="Arial" w:cs="Arial" w:eastAsia="Arial" w:hAnsi="Arial"/>
                 <w:b w:val="false"/>
                 <w:bCs w:val="false"/>
-                <w:i w:val="false"/>
-                <w:iCs w:val="false"/>
-                <w:color w:val="000000"/>
                 <w:sz w:val="20"/>
                 <w:szCs w:val="20"/>
               </w:rPr>
-              <w:t xml:space="preserve">생성 도구</w:t>
+              <w:t xml:space="preserve">서킷 브레이커</w:t>
             </w:r>
           </w:p>
         </w:tc>
         <w:tc>
           <w:tcPr>
-            <w:tcW w:type="dxa" w:w="7229"/>
+            <w:tcW w:type="dxa" w:w="2700"/>
             <w:tcBorders>
-              <w:top w:val="single" w:color="CCCCCC" w:sz="1"/>
-              <w:left w:val="single" w:color="CCCCCC" w:sz="1"/>
-              <w:bottom w:val="single" w:color="CCCCCC" w:sz="1"/>
-              <w:right w:val="single" w:color="CCCCCC" w:sz="1"/>
+              <w:top w:val="single" w:color="BBBBBB" w:sz="1"/>
+              <w:left w:val="single" w:color="BBBBBB" w:sz="1"/>
+              <w:bottom w:val="single" w:color="BBBBBB" w:sz="1"/>
+              <w:right w:val="single" w:color="BBBBBB" w:sz="1"/>
             </w:tcBorders>
             <w:tcMar>
               <w:top w:type="dxa" w:w="80"/>
@@ -280,21 +366,15 @@
             </w:tcMar>
           </w:tcPr>
           <w:p>
-            <w:pPr>
-              <w:spacing w:after="60"/>
-            </w:pPr>
             <w:r>
               <w:rPr>
                 <w:rFonts w:ascii="Arial" w:cs="Arial" w:eastAsia="Arial" w:hAnsi="Arial"/>
                 <w:b w:val="false"/>
                 <w:bCs w:val="false"/>
-                <w:i w:val="false"/>
-                <w:iCs w:val="false"/>
-                <w:color w:val="000000"/>
                 <w:sz w:val="20"/>
                 <w:szCs w:val="20"/>
               </w:rPr>
-              <w:t xml:space="preserve">젠스파크 (https://www.genspark.ai)</w:t>
+              <w:t xml:space="preserve">Circuit Breaker</w:t>
             </w:r>
           </w:p>
         </w:tc>
@@ -302,86 +382,12 @@
       <w:tr>
         <w:tc>
           <w:tcPr>
-            <w:tcW w:type="dxa" w:w="2410"/>
+            <w:tcW w:type="dxa" w:w="2700"/>
             <w:tcBorders>
-              <w:top w:val="single" w:color="CCCCCC" w:sz="1"/>
-              <w:left w:val="single" w:color="CCCCCC" w:sz="1"/>
-              <w:bottom w:val="single" w:color="CCCCCC" w:sz="1"/>
-              <w:right w:val="single" w:color="CCCCCC" w:sz="1"/>
-            </w:tcBorders>
-            <w:shd w:fill="F5F5F5" w:val="clear"/>
-            <w:tcMar>
-              <w:top w:type="dxa" w:w="80"/>
-              <w:left w:type="dxa" w:w="120"/>
-              <w:bottom w:type="dxa" w:w="80"/>
-              <w:right w:type="dxa" w:w="120"/>
-            </w:tcMar>
-          </w:tcPr>
-          <w:p>
-            <w:pPr>
-              <w:spacing w:after="60"/>
-            </w:pPr>
-            <w:r>
-              <w:rPr>
-                <w:rFonts w:ascii="Arial" w:cs="Arial" w:eastAsia="Arial" w:hAnsi="Arial"/>
-                <w:b w:val="false"/>
-                <w:bCs w:val="false"/>
-                <w:i w:val="false"/>
-                <w:iCs w:val="false"/>
-                <w:color w:val="000000"/>
-                <w:sz w:val="20"/>
-                <w:szCs w:val="20"/>
-              </w:rPr>
-              <w:t xml:space="preserve">검색 쿼리</w:t>
-            </w:r>
-          </w:p>
-        </w:tc>
-        <w:tc>
-          <w:tcPr>
-            <w:tcW w:type="dxa" w:w="7229"/>
-            <w:tcBorders>
-              <w:top w:val="single" w:color="CCCCCC" w:sz="1"/>
-              <w:left w:val="single" w:color="CCCCCC" w:sz="1"/>
-              <w:bottom w:val="single" w:color="CCCCCC" w:sz="1"/>
-              <w:right w:val="single" w:color="CCCCCC" w:sz="1"/>
-            </w:tcBorders>
-            <w:shd w:fill="F5F5F5" w:val="clear"/>
-            <w:tcMar>
-              <w:top w:type="dxa" w:w="80"/>
-              <w:left w:type="dxa" w:w="120"/>
-              <w:bottom w:type="dxa" w:w="80"/>
-              <w:right w:type="dxa" w:w="120"/>
-            </w:tcMar>
-          </w:tcPr>
-          <w:p>
-            <w:pPr>
-              <w:spacing w:after="60"/>
-            </w:pPr>
-            <w:r>
-              <w:rPr>
-                <w:rFonts w:ascii="Arial" w:cs="Arial" w:eastAsia="Arial" w:hAnsi="Arial"/>
-                <w:b w:val="false"/>
-                <w:bCs w:val="false"/>
-                <w:i w:val="false"/>
-                <w:iCs w:val="false"/>
-                <w:color w:val="000000"/>
-                <w:sz w:val="20"/>
-                <w:szCs w:val="20"/>
-              </w:rPr>
-              <w:t xml:space="preserve">government AI adoption cases 2025 2026 public sector</w:t>
-            </w:r>
-          </w:p>
-        </w:tc>
-      </w:tr>
-      <w:tr>
-        <w:tc>
-          <w:tcPr>
-            <w:tcW w:type="dxa" w:w="2410"/>
-            <w:tcBorders>
-              <w:top w:val="single" w:color="CCCCCC" w:sz="1"/>
-              <w:left w:val="single" w:color="CCCCCC" w:sz="1"/>
-              <w:bottom w:val="single" w:color="CCCCCC" w:sz="1"/>
-              <w:right w:val="single" w:color="CCCCCC" w:sz="1"/>
+              <w:top w:val="single" w:color="BBBBBB" w:sz="1"/>
+              <w:left w:val="single" w:color="BBBBBB" w:sz="1"/>
+              <w:bottom w:val="single" w:color="BBBBBB" w:sz="1"/>
+              <w:right w:val="single" w:color="BBBBBB" w:sz="1"/>
             </w:tcBorders>
             <w:tcMar>
               <w:top w:type="dxa" w:w="80"/>
@@ -391,32 +397,26 @@
             </w:tcMar>
           </w:tcPr>
           <w:p>
-            <w:pPr>
-              <w:spacing w:after="60"/>
-            </w:pPr>
             <w:r>
               <w:rPr>
                 <w:rFonts w:ascii="Arial" w:cs="Arial" w:eastAsia="Arial" w:hAnsi="Arial"/>
                 <w:b w:val="false"/>
                 <w:bCs w:val="false"/>
-                <w:i w:val="false"/>
-                <w:iCs w:val="false"/>
-                <w:color w:val="000000"/>
                 <w:sz w:val="20"/>
                 <w:szCs w:val="20"/>
               </w:rPr>
-              <w:t xml:space="preserve">생성 일시</w:t>
+              <w:t xml:space="preserve">속도 제한기</w:t>
             </w:r>
           </w:p>
         </w:tc>
         <w:tc>
           <w:tcPr>
-            <w:tcW w:type="dxa" w:w="7229"/>
+            <w:tcW w:type="dxa" w:w="2700"/>
             <w:tcBorders>
-              <w:top w:val="single" w:color="CCCCCC" w:sz="1"/>
-              <w:left w:val="single" w:color="CCCCCC" w:sz="1"/>
-              <w:bottom w:val="single" w:color="CCCCCC" w:sz="1"/>
-              <w:right w:val="single" w:color="CCCCCC" w:sz="1"/>
+              <w:top w:val="single" w:color="BBBBBB" w:sz="1"/>
+              <w:left w:val="single" w:color="BBBBBB" w:sz="1"/>
+              <w:bottom w:val="single" w:color="BBBBBB" w:sz="1"/>
+              <w:right w:val="single" w:color="BBBBBB" w:sz="1"/>
             </w:tcBorders>
             <w:tcMar>
               <w:top w:type="dxa" w:w="80"/>
@@ -426,21 +426,15 @@
             </w:tcMar>
           </w:tcPr>
           <w:p>
-            <w:pPr>
-              <w:spacing w:after="60"/>
-            </w:pPr>
             <w:r>
               <w:rPr>
                 <w:rFonts w:ascii="Arial" w:cs="Arial" w:eastAsia="Arial" w:hAnsi="Arial"/>
                 <w:b w:val="false"/>
                 <w:bCs w:val="false"/>
-                <w:i w:val="false"/>
-                <w:iCs w:val="false"/>
-                <w:color w:val="000000"/>
                 <w:sz w:val="20"/>
                 <w:szCs w:val="20"/>
               </w:rPr>
-              <w:t xml:space="preserve">2026-04-21 (화)</w:t>
+              <w:t xml:space="preserve">Rate Limiter</w:t>
             </w:r>
           </w:p>
         </w:tc>
@@ -448,14 +442,13 @@
       <w:tr>
         <w:tc>
           <w:tcPr>
-            <w:tcW w:type="dxa" w:w="2410"/>
+            <w:tcW w:type="dxa" w:w="2700"/>
             <w:tcBorders>
-              <w:top w:val="single" w:color="CCCCCC" w:sz="1"/>
-              <w:left w:val="single" w:color="CCCCCC" w:sz="1"/>
-              <w:bottom w:val="single" w:color="CCCCCC" w:sz="1"/>
-              <w:right w:val="single" w:color="CCCCCC" w:sz="1"/>
+              <w:top w:val="single" w:color="BBBBBB" w:sz="1"/>
+              <w:left w:val="single" w:color="BBBBBB" w:sz="1"/>
+              <w:bottom w:val="single" w:color="BBBBBB" w:sz="1"/>
+              <w:right w:val="single" w:color="BBBBBB" w:sz="1"/>
             </w:tcBorders>
-            <w:shd w:fill="F5F5F5" w:val="clear"/>
             <w:tcMar>
               <w:top w:type="dxa" w:w="80"/>
               <w:left w:type="dxa" w:w="120"/>
@@ -464,34 +457,27 @@
             </w:tcMar>
           </w:tcPr>
           <w:p>
-            <w:pPr>
-              <w:spacing w:after="60"/>
-            </w:pPr>
             <w:r>
               <w:rPr>
                 <w:rFonts w:ascii="Arial" w:cs="Arial" w:eastAsia="Arial" w:hAnsi="Arial"/>
                 <w:b w:val="false"/>
                 <w:bCs w:val="false"/>
-                <w:i w:val="false"/>
-                <w:iCs w:val="false"/>
-                <w:color w:val="000000"/>
                 <w:sz w:val="20"/>
                 <w:szCs w:val="20"/>
               </w:rPr>
-              <w:t xml:space="preserve">Sparkpage URL</w:t>
+              <w:t xml:space="preserve">검색 증강 생성</w:t>
             </w:r>
           </w:p>
         </w:tc>
         <w:tc>
           <w:tcPr>
-            <w:tcW w:type="dxa" w:w="7229"/>
+            <w:tcW w:type="dxa" w:w="2700"/>
             <w:tcBorders>
-              <w:top w:val="single" w:color="CCCCCC" w:sz="1"/>
-              <w:left w:val="single" w:color="CCCCCC" w:sz="1"/>
-              <w:bottom w:val="single" w:color="CCCCCC" w:sz="1"/>
-              <w:right w:val="single" w:color="CCCCCC" w:sz="1"/>
+              <w:top w:val="single" w:color="BBBBBB" w:sz="1"/>
+              <w:left w:val="single" w:color="BBBBBB" w:sz="1"/>
+              <w:bottom w:val="single" w:color="BBBBBB" w:sz="1"/>
+              <w:right w:val="single" w:color="BBBBBB" w:sz="1"/>
             </w:tcBorders>
-            <w:shd w:fill="F5F5F5" w:val="clear"/>
             <w:tcMar>
               <w:top w:type="dxa" w:w="80"/>
               <w:left w:type="dxa" w:w="120"/>
@@ -500,21 +486,135 @@
             </w:tcMar>
           </w:tcPr>
           <w:p>
-            <w:pPr>
-              <w:spacing w:after="60"/>
-            </w:pPr>
             <w:r>
               <w:rPr>
                 <w:rFonts w:ascii="Arial" w:cs="Arial" w:eastAsia="Arial" w:hAnsi="Arial"/>
                 <w:b w:val="false"/>
                 <w:bCs w:val="false"/>
-                <w:i w:val="false"/>
-                <w:iCs w:val="false"/>
-                <w:color w:val="000000"/>
                 <w:sz w:val="20"/>
                 <w:szCs w:val="20"/>
               </w:rPr>
-              <w:t xml:space="preserve">(저장 후 기입)</w:t>
+              <w:t xml:space="preserve">RAG (Retrieval-Augmented Generation)</w:t>
+            </w:r>
+          </w:p>
+        </w:tc>
+      </w:tr>
+      <w:tr>
+        <w:tc>
+          <w:tcPr>
+            <w:tcW w:type="dxa" w:w="2700"/>
+            <w:tcBorders>
+              <w:top w:val="single" w:color="BBBBBB" w:sz="1"/>
+              <w:left w:val="single" w:color="BBBBBB" w:sz="1"/>
+              <w:bottom w:val="single" w:color="BBBBBB" w:sz="1"/>
+              <w:right w:val="single" w:color="BBBBBB" w:sz="1"/>
+            </w:tcBorders>
+            <w:tcMar>
+              <w:top w:type="dxa" w:w="80"/>
+              <w:left w:type="dxa" w:w="120"/>
+              <w:bottom w:type="dxa" w:w="80"/>
+              <w:right w:type="dxa" w:w="120"/>
+            </w:tcMar>
+          </w:tcPr>
+          <w:p>
+            <w:r>
+              <w:rPr>
+                <w:rFonts w:ascii="Arial" w:cs="Arial" w:eastAsia="Arial" w:hAnsi="Arial"/>
+                <w:b w:val="false"/>
+                <w:bCs w:val="false"/>
+                <w:sz w:val="20"/>
+                <w:szCs w:val="20"/>
+              </w:rPr>
+              <w:t xml:space="preserve">서버 발송 이벤트</w:t>
+            </w:r>
+          </w:p>
+        </w:tc>
+        <w:tc>
+          <w:tcPr>
+            <w:tcW w:type="dxa" w:w="2700"/>
+            <w:tcBorders>
+              <w:top w:val="single" w:color="BBBBBB" w:sz="1"/>
+              <w:left w:val="single" w:color="BBBBBB" w:sz="1"/>
+              <w:bottom w:val="single" w:color="BBBBBB" w:sz="1"/>
+              <w:right w:val="single" w:color="BBBBBB" w:sz="1"/>
+            </w:tcBorders>
+            <w:tcMar>
+              <w:top w:type="dxa" w:w="80"/>
+              <w:left w:type="dxa" w:w="120"/>
+              <w:bottom w:type="dxa" w:w="80"/>
+              <w:right w:type="dxa" w:w="120"/>
+            </w:tcMar>
+          </w:tcPr>
+          <w:p>
+            <w:r>
+              <w:rPr>
+                <w:rFonts w:ascii="Arial" w:cs="Arial" w:eastAsia="Arial" w:hAnsi="Arial"/>
+                <w:b w:val="false"/>
+                <w:bCs w:val="false"/>
+                <w:sz w:val="20"/>
+                <w:szCs w:val="20"/>
+              </w:rPr>
+              <w:t xml:space="preserve">SSE (Server-Sent Events)</w:t>
+            </w:r>
+          </w:p>
+        </w:tc>
+      </w:tr>
+      <w:tr>
+        <w:tc>
+          <w:tcPr>
+            <w:tcW w:type="dxa" w:w="2700"/>
+            <w:tcBorders>
+              <w:top w:val="single" w:color="BBBBBB" w:sz="1"/>
+              <w:left w:val="single" w:color="BBBBBB" w:sz="1"/>
+              <w:bottom w:val="single" w:color="BBBBBB" w:sz="1"/>
+              <w:right w:val="single" w:color="BBBBBB" w:sz="1"/>
+            </w:tcBorders>
+            <w:tcMar>
+              <w:top w:type="dxa" w:w="80"/>
+              <w:left w:type="dxa" w:w="120"/>
+              <w:bottom w:type="dxa" w:w="80"/>
+              <w:right w:type="dxa" w:w="120"/>
+            </w:tcMar>
+          </w:tcPr>
+          <w:p>
+            <w:r>
+              <w:rPr>
+                <w:rFonts w:ascii="Arial" w:cs="Arial" w:eastAsia="Arial" w:hAnsi="Arial"/>
+                <w:b w:val="false"/>
+                <w:bCs w:val="false"/>
+                <w:sz w:val="20"/>
+                <w:szCs w:val="20"/>
+              </w:rPr>
+              <w:t xml:space="preserve">서비스 수준 협약</w:t>
+            </w:r>
+          </w:p>
+        </w:tc>
+        <w:tc>
+          <w:tcPr>
+            <w:tcW w:type="dxa" w:w="2700"/>
+            <w:tcBorders>
+              <w:top w:val="single" w:color="BBBBBB" w:sz="1"/>
+              <w:left w:val="single" w:color="BBBBBB" w:sz="1"/>
+              <w:bottom w:val="single" w:color="BBBBBB" w:sz="1"/>
+              <w:right w:val="single" w:color="BBBBBB" w:sz="1"/>
+            </w:tcBorders>
+            <w:tcMar>
+              <w:top w:type="dxa" w:w="80"/>
+              <w:left w:type="dxa" w:w="120"/>
+              <w:bottom w:type="dxa" w:w="80"/>
+              <w:right w:type="dxa" w:w="120"/>
+            </w:tcMar>
+          </w:tcPr>
+          <w:p>
+            <w:r>
+              <w:rPr>
+                <w:rFonts w:ascii="Arial" w:cs="Arial" w:eastAsia="Arial" w:hAnsi="Arial"/>
+                <w:b w:val="false"/>
+                <w:bCs w:val="false"/>
+                <w:sz w:val="20"/>
+                <w:szCs w:val="20"/>
+              </w:rPr>
+              <w:t xml:space="preserve">SLA (Service Level Agreement)</w:t>
             </w:r>
           </w:p>
         </w:tc>
@@ -522,246 +622,73 @@
     </w:tbl>
     <w:p>
       <w:pPr>
-        <w:spacing w:after="100"/>
-      </w:pPr>
+        <w:spacing w:after="80" w:before="80"/>
+      </w:pPr>
+      <w:r>
+        <w:t xml:space="preserve"/>
+      </w:r>
     </w:p>
     <w:p>
       <w:pPr>
         <w:pStyle w:val="Heading2"/>
-        <w:spacing w:after="80" w:before="180"/>
+        <w:spacing w:after="80" w:before="200"/>
       </w:pPr>
       <w:r>
         <w:rPr>
           <w:rFonts w:ascii="Arial" w:cs="Arial" w:eastAsia="Arial" w:hAnsi="Arial"/>
           <w:b/>
           <w:bCs/>
-          <w:color w:val="2E74B5"/>
+          <w:color w:val="2E75B6"/>
           <w:sz w:val="26"/>
           <w:szCs w:val="26"/>
         </w:rPr>
-        <w:t xml:space="preserve">주요 결과 요약</w:t>
-      </w:r>
-    </w:p>
-    <w:p>
-      <w:pPr>
-        <w:pStyle w:val="Heading3"/>
-        <w:spacing w:after="60" w:before="140"/>
-      </w:pPr>
-      <w:r>
-        <w:rPr>
-          <w:rFonts w:ascii="Arial" w:cs="Arial" w:eastAsia="Arial" w:hAnsi="Arial"/>
-          <w:b/>
-          <w:bCs/>
-          <w:sz w:val="24"/>
-          <w:szCs w:val="24"/>
-        </w:rPr>
-        <w:t xml:space="preserve">헤드라인 카드</w:t>
-      </w:r>
-    </w:p>
-    <w:p>
-      <w:pPr>
-        <w:pStyle w:val="ListParagraph"/>
-        <w:numPr>
-          <w:ilvl w:val="0"/>
-          <w:numId w:val="2"/>
-        </w:numPr>
-        <w:spacing w:after="60"/>
-      </w:pPr>
-      <w:r>
-        <w:rPr>
-          <w:rFonts w:ascii="Arial" w:cs="Arial" w:eastAsia="Arial" w:hAnsi="Arial"/>
-          <w:b w:val="false"/>
-          <w:bCs w:val="false"/>
-          <w:i w:val="false"/>
-          <w:iCs w:val="false"/>
-          <w:color w:val="000000"/>
-          <w:sz w:val="22"/>
-          <w:szCs w:val="22"/>
-        </w:rPr>
-        <w:t xml:space="preserve">Singapore GovTech — AI-driven regulatory document translation pilot — 출처: GovTech SG (날짜 기입)</w:t>
-      </w:r>
-    </w:p>
-    <w:p>
-      <w:pPr>
-        <w:pStyle w:val="ListParagraph"/>
-        <w:numPr>
-          <w:ilvl w:val="0"/>
-          <w:numId w:val="2"/>
-        </w:numPr>
-        <w:spacing w:after="60"/>
-      </w:pPr>
-      <w:r>
-        <w:rPr>
-          <w:rFonts w:ascii="Arial" w:cs="Arial" w:eastAsia="Arial" w:hAnsi="Arial"/>
-          <w:b w:val="false"/>
-          <w:bCs w:val="false"/>
-          <w:i w:val="false"/>
-          <w:iCs w:val="false"/>
-          <w:color w:val="000000"/>
-          <w:sz w:val="22"/>
-          <w:szCs w:val="22"/>
-        </w:rPr>
-        <w:t xml:space="preserve">UK NHS — AI diagnostic support deployed in 5 hospitals — 출처: NHS England</w:t>
-      </w:r>
-    </w:p>
-    <w:p>
-      <w:pPr>
-        <w:pStyle w:val="ListParagraph"/>
-        <w:numPr>
-          <w:ilvl w:val="0"/>
-          <w:numId w:val="2"/>
-        </w:numPr>
-        <w:spacing w:after="60"/>
-      </w:pPr>
-      <w:r>
-        <w:rPr>
-          <w:rFonts w:ascii="Arial" w:cs="Arial" w:eastAsia="Arial" w:hAnsi="Arial"/>
-          <w:b w:val="false"/>
-          <w:bCs w:val="false"/>
-          <w:i w:val="false"/>
-          <w:iCs w:val="false"/>
-          <w:color w:val="000000"/>
-          <w:sz w:val="22"/>
-          <w:szCs w:val="22"/>
-        </w:rPr>
-        <w:t xml:space="preserve">US DoJ — LLM-assisted legal document review — 출처: DoJ press release</w:t>
-      </w:r>
-    </w:p>
-    <w:p>
-      <w:pPr>
-        <w:spacing w:after="60"/>
-      </w:pPr>
-      <w:r>
-        <w:rPr>
-          <w:rFonts w:ascii="Arial" w:cs="Arial" w:eastAsia="Arial" w:hAnsi="Arial"/>
-          <w:b w:val="false"/>
-          <w:bCs w:val="false"/>
-          <w:i/>
-          <w:iCs/>
-          <w:color w:val="666666"/>
-          <w:sz w:val="22"/>
-          <w:szCs w:val="22"/>
-        </w:rPr>
-        <w:t xml:space="preserve">(실제 Sparkpage 결과를 위의 형식으로 기재)</w:t>
-      </w:r>
-    </w:p>
-    <w:p>
-      <w:pPr>
-        <w:spacing w:after="100"/>
-      </w:pPr>
-    </w:p>
-    <w:p>
-      <w:pPr>
-        <w:pStyle w:val="Heading2"/>
-        <w:spacing w:after="80" w:before="180"/>
-      </w:pPr>
-      <w:r>
-        <w:rPr>
-          <w:rFonts w:ascii="Arial" w:cs="Arial" w:eastAsia="Arial" w:hAnsi="Arial"/>
-          <w:b/>
-          <w:bCs/>
-          <w:color w:val="2E74B5"/>
-          <w:sz w:val="26"/>
-          <w:szCs w:val="26"/>
-        </w:rPr>
-        <w:t xml:space="preserve">내 메모</w:t>
-      </w:r>
-    </w:p>
-    <w:p>
-      <w:pPr>
-        <w:pStyle w:val="ListParagraph"/>
-        <w:numPr>
-          <w:ilvl w:val="0"/>
-          <w:numId w:val="3"/>
-        </w:numPr>
-        <w:spacing w:after="60"/>
-      </w:pPr>
-      <w:r>
-        <w:rPr>
-          <w:rFonts w:ascii="Arial" w:cs="Arial" w:eastAsia="Arial" w:hAnsi="Arial"/>
-          <w:b w:val="false"/>
-          <w:bCs w:val="false"/>
-          <w:i w:val="false"/>
-          <w:iCs w:val="false"/>
-          <w:color w:val="000000"/>
-          <w:sz w:val="22"/>
-          <w:szCs w:val="22"/>
-        </w:rPr>
-        <w:t xml:space="preserve">해외 사례에서 국내와 다른 점: 정량적 KPI (비용·시간 절감 %)를 공개하는 경우가 더 많음</w:t>
-      </w:r>
-    </w:p>
-    <w:p>
-      <w:pPr>
-        <w:pStyle w:val="ListParagraph"/>
-        <w:numPr>
-          <w:ilvl w:val="0"/>
-          <w:numId w:val="3"/>
-        </w:numPr>
-        <w:spacing w:after="60"/>
-      </w:pPr>
-      <w:r>
-        <w:rPr>
-          <w:rFonts w:ascii="Arial" w:cs="Arial" w:eastAsia="Arial" w:hAnsi="Arial"/>
-          <w:b w:val="false"/>
-          <w:bCs w:val="false"/>
-          <w:i w:val="false"/>
-          <w:iCs w:val="false"/>
-          <w:color w:val="000000"/>
-          <w:sz w:val="22"/>
-          <w:szCs w:val="22"/>
-        </w:rPr>
-        <w:t xml:space="preserve">주목할 패턴: 'AI 거버넌스 + 설명 가능성'을 명시한 사례가 늘고 있음</w:t>
-      </w:r>
-    </w:p>
-    <w:p>
-      <w:pPr>
-        <w:pStyle w:val="ListParagraph"/>
-        <w:numPr>
-          <w:ilvl w:val="0"/>
-          <w:numId w:val="3"/>
-        </w:numPr>
-        <w:spacing w:after="60"/>
-      </w:pPr>
-      <w:r>
-        <w:rPr>
-          <w:rFonts w:ascii="Arial" w:cs="Arial" w:eastAsia="Arial" w:hAnsi="Arial"/>
-          <w:b w:val="false"/>
-          <w:bCs w:val="false"/>
-          <w:i w:val="false"/>
-          <w:iCs w:val="false"/>
-          <w:color w:val="000000"/>
-          <w:sz w:val="22"/>
-          <w:szCs w:val="22"/>
-        </w:rPr>
-        <w:t xml:space="preserve">국내 적용 시 참고할 점: 개인정보보호법·공공데이터법 맥락 먼저 확인</w:t>
-      </w:r>
-    </w:p>
-    <w:p>
-      <w:pPr>
-        <w:spacing w:after="100"/>
-      </w:pPr>
-    </w:p>
-    <w:p>
-      <w:pPr>
-        <w:spacing w:after="60"/>
-      </w:pPr>
-      <w:r>
-        <w:rPr>
-          <w:rFonts w:ascii="Arial" w:cs="Arial" w:eastAsia="Arial" w:hAnsi="Arial"/>
-          <w:b w:val="false"/>
-          <w:bCs w:val="false"/>
-          <w:i/>
-          <w:iCs/>
-          <w:color w:val="666666"/>
-          <w:sz w:val="22"/>
-          <w:szCs w:val="22"/>
-        </w:rPr>
-        <w:t xml:space="preserve">W2D2 산출물 예시 — industry_ai_cases_w2.docx에 통합 요약을 작성합니다.</w:t>
+        <w:t xml:space="preserve">내 메모 (박수빈 관점)</w:t>
+      </w:r>
+    </w:p>
+    <w:p>
+      <w:pPr>
+        <w:spacing w:after="60" w:before="60"/>
+      </w:pPr>
+      <w:r>
+        <w:rPr>
+          <w:rFonts w:ascii="Arial" w:cs="Arial" w:eastAsia="Arial" w:hAnsi="Arial"/>
+          <w:sz w:val="22"/>
+          <w:szCs w:val="22"/>
+        </w:rPr>
+        <w:t xml:space="preserve">해외 사례와 국내의 차이점: 해외(특히 영국·미국)는 시스템 아키텍처 다이어그램과 GitHub 레포지토리를 공개하는 경우가 많습니다. NHS의 Spring Boot Gateway 구성도는 DayLine 아키텍처 개선에 직접 참고할 수 있습니다.</w:t>
+      </w:r>
+    </w:p>
+    <w:p>
+      <w:pPr>
+        <w:spacing w:after="60" w:before="60"/>
+      </w:pPr>
+      <w:r>
+        <w:rPr>
+          <w:rFonts w:ascii="Arial" w:cs="Arial" w:eastAsia="Arial" w:hAnsi="Arial"/>
+          <w:sz w:val="22"/>
+          <w:szCs w:val="22"/>
+        </w:rPr>
+        <w:t xml:space="preserve">주목할 패턴: "AI 서비스 격리 + 폴백 전략" 명시가 표준화되고 있습니다. NHS처럼 AI 서비스 장애 시 기존 규칙 기반 시스템으로 자동 폴백하는 구조를 DayLine에도 추가해야 합니다.</w:t>
+      </w:r>
+    </w:p>
+    <w:p>
+      <w:pPr>
+        <w:spacing w:after="60" w:before="60"/>
+      </w:pPr>
+      <w:r>
+        <w:rPr>
+          <w:rFonts w:ascii="Arial" w:cs="Arial" w:eastAsia="Arial" w:hAnsi="Arial"/>
+          <w:sz w:val="22"/>
+          <w:szCs w:val="22"/>
+        </w:rPr>
+        <w:t xml:space="preserve">국내 적용 참고: 개인정보보호법 + 의료법 상 데이터 처리 계약 체결 필요. AI API 호출 로그 감사(Audit Log) 보관 의무가 공공기관 대상으로 강화되고 있습니다.</w:t>
       </w:r>
     </w:p>
     <w:sectPr>
-      <w:pgSz w:w="11906" w:h="16838" w:orient="portrait"/>
-      <w:pgMar w:top="1134" w:right="1134" w:bottom="1134" w:left="1134" w:header="708" w:footer="708" w:gutter="0"/>
+      <w:headerReference w:type="default" r:id="rId7"/>
+      <w:footerReference w:type="default" r:id="rId8"/>
+      <w:pgSz w:w="12240" w:h="15840" w:orient="portrait"/>
+      <w:pgMar w:top="1440" w:right="1440" w:bottom="1440" w:left="1440" w:header="708" w:footer="708" w:gutter="0"/>
       <w:pgNumType/>
       <w:docGrid w:linePitch="360"/>
     </w:sectPr>
@@ -810,6 +737,25 @@
 </w:endnotes>
 </file>
 
+<file path=word/footer1.xml><?xml version="1.0" encoding="utf-8"?>
+<w:ftr xmlns:wpc="http://schemas.microsoft.com/office/word/2010/wordprocessingCanvas" xmlns:mc="http://schemas.openxmlformats.org/markup-compatibility/2006" xmlns:o="urn:schemas-microsoft-com:office:office" xmlns:r="http://schemas.openxmlformats.org/officeDocument/2006/relationships" xmlns:m="http://schemas.openxmlformats.org/officeDocument/2006/math" xmlns:v="urn:schemas-microsoft-com:vml" xmlns:wp14="http://schemas.microsoft.com/office/word/2010/wordprocessingDrawing" xmlns:wp="http://schemas.openxmlformats.org/drawingml/2006/wordprocessingDrawing" xmlns:w10="urn:schemas-microsoft-com:office:word" xmlns:w="http://schemas.openxmlformats.org/wordprocessingml/2006/main" xmlns:w14="http://schemas.microsoft.com/office/word/2010/wordml" xmlns:w15="http://schemas.microsoft.com/office/word/2012/wordml" xmlns:wpg="http://schemas.microsoft.com/office/word/2010/wordprocessingGroup" xmlns:wpi="http://schemas.microsoft.com/office/word/2010/wordprocessingInk" xmlns:wne="http://schemas.microsoft.com/office/word/2006/wordml" xmlns:wps="http://schemas.microsoft.com/office/word/2010/wordprocessingShape">
+  <w:p>
+    <w:pPr>
+      <w:jc w:val="center"/>
+    </w:pPr>
+    <w:r>
+      <w:rPr>
+        <w:rFonts w:ascii="Arial" w:cs="Arial" w:eastAsia="Arial" w:hAnsi="Arial"/>
+        <w:color w:val="888888"/>
+        <w:sz w:val="18"/>
+        <w:szCs w:val="18"/>
+      </w:rPr>
+      <w:t xml:space="preserve">W2D2 | 2026-04-21 (화) | 인턴 프로그램 — AI 업무 경험</w:t>
+    </w:r>
+  </w:p>
+</w:ftr>
+</file>
+
 <file path=word/footnotes.xml><?xml version="1.0" encoding="utf-8"?>
 <w:footnotes xmlns:wpc="http://schemas.microsoft.com/office/word/2010/wordprocessingCanvas" xmlns:mc="http://schemas.openxmlformats.org/markup-compatibility/2006" xmlns:o="urn:schemas-microsoft-com:office:office" xmlns:r="http://schemas.openxmlformats.org/officeDocument/2006/relationships" xmlns:m="http://schemas.openxmlformats.org/officeDocument/2006/math" xmlns:v="urn:schemas-microsoft-com:vml" xmlns:wp14="http://schemas.microsoft.com/office/word/2010/wordprocessingDrawing" xmlns:wp="http://schemas.openxmlformats.org/drawingml/2006/wordprocessingDrawing" xmlns:w10="urn:schemas-microsoft-com:office:word" xmlns:w="http://schemas.openxmlformats.org/wordprocessingml/2006/main" xmlns:w14="http://schemas.microsoft.com/office/word/2010/wordml" xmlns:w15="http://schemas.microsoft.com/office/word/2012/wordml" xmlns:wpg="http://schemas.microsoft.com/office/word/2010/wordprocessingGroup" xmlns:wpi="http://schemas.microsoft.com/office/word/2010/wordprocessingInk" xmlns:wne="http://schemas.microsoft.com/office/word/2006/wordml" xmlns:wps="http://schemas.microsoft.com/office/word/2010/wordprocessingShape" mc:Ignorable="w14 w15 wp14">
   <w:footnote w:type="separator" w:id="-1">
@@ -845,6 +791,22 @@
     </w:p>
   </w:footnote>
 </w:footnotes>
+</file>
+
+<file path=word/header1.xml><?xml version="1.0" encoding="utf-8"?>
+<w:hdr xmlns:wpc="http://schemas.microsoft.com/office/word/2010/wordprocessingCanvas" xmlns:mc="http://schemas.openxmlformats.org/markup-compatibility/2006" xmlns:o="urn:schemas-microsoft-com:office:office" xmlns:r="http://schemas.openxmlformats.org/officeDocument/2006/relationships" xmlns:m="http://schemas.openxmlformats.org/officeDocument/2006/math" xmlns:v="urn:schemas-microsoft-com:vml" xmlns:wp14="http://schemas.microsoft.com/office/word/2010/wordprocessingDrawing" xmlns:wp="http://schemas.openxmlformats.org/drawingml/2006/wordprocessingDrawing" xmlns:w10="urn:schemas-microsoft-com:office:word" xmlns:w="http://schemas.openxmlformats.org/wordprocessingml/2006/main" xmlns:w14="http://schemas.microsoft.com/office/word/2010/wordml" xmlns:w15="http://schemas.microsoft.com/office/word/2012/wordml" xmlns:wpg="http://schemas.microsoft.com/office/word/2010/wordprocessingGroup" xmlns:wpi="http://schemas.microsoft.com/office/word/2010/wordprocessingInk" xmlns:wne="http://schemas.microsoft.com/office/word/2006/wordml" xmlns:wps="http://schemas.microsoft.com/office/word/2010/wordprocessingShape" xmlns:cx="http://schemas.microsoft.com/office/drawing/2014/chartex" xmlns:cx1="http://schemas.microsoft.com/office/drawing/2015/9/8/chartex" xmlns:cx2="http://schemas.microsoft.com/office/drawing/2015/10/21/chartex" xmlns:cx3="http://schemas.microsoft.com/office/drawing/2016/5/9/chartex" xmlns:cx4="http://schemas.microsoft.com/office/drawing/2016/5/10/chartex" xmlns:cx5="http://schemas.microsoft.com/office/drawing/2016/5/11/chartex" xmlns:cx6="http://schemas.microsoft.com/office/drawing/2016/5/12/chartex" xmlns:cx7="http://schemas.microsoft.com/office/drawing/2016/5/13/chartex" xmlns:cx8="http://schemas.microsoft.com/office/drawing/2016/5/14/chartex" xmlns:w16cid="http://schemas.microsoft.com/office/word/2016/wordml/cid" xmlns:w16se="http://schemas.microsoft.com/office/word/2015/wordml/symex">
+  <w:p>
+    <w:r>
+      <w:rPr>
+        <w:rFonts w:ascii="Arial" w:cs="Arial" w:eastAsia="Arial" w:hAnsi="Arial"/>
+        <w:color w:val="888888"/>
+        <w:sz w:val="18"/>
+        <w:szCs w:val="18"/>
+      </w:rPr>
+      <w:t xml:space="preserve">Sparkpage 해외 사례 | 박수빈 | W2D2</w:t>
+    </w:r>
+  </w:p>
+</w:hdr>
 </file>
 
 <file path=word/numbering.xml><?xml version="1.0" encoding="utf-8"?>
@@ -965,12 +927,6 @@
   </w:num>
   <w:num w:numId="2">
     <w:abstractNumId w:val="3"/>
-    <w:lvlOverride w:ilvl="0">
-      <w:startOverride w:val="1"/>
-    </w:lvlOverride>
-  </w:num>
-  <w:num w:numId="3">
-    <w:abstractNumId w:val="2"/>
     <w:lvlOverride w:ilvl="0">
       <w:startOverride w:val="1"/>
     </w:lvlOverride>
@@ -1174,7 +1130,6 @@
       <w:rFonts w:ascii="Arial" w:cs="Arial" w:eastAsia="Arial" w:hAnsi="Arial"/>
       <w:b/>
       <w:bCs/>
-      <w:color w:val="2E74B5"/>
       <w:sz w:val="32"/>
       <w:szCs w:val="32"/>
     </w:rPr>
@@ -1192,27 +1147,9 @@
       <w:rFonts w:ascii="Arial" w:cs="Arial" w:eastAsia="Arial" w:hAnsi="Arial"/>
       <w:b/>
       <w:bCs/>
-      <w:color w:val="2E74B5"/>
       <w:sz w:val="26"/>
       <w:szCs w:val="26"/>
     </w:rPr>
   </w:style>
-  <w:style w:type="paragraph" w:styleId="Heading3">
-    <w:name w:val="Heading 3"/>
-    <w:basedOn w:val="Normal"/>
-    <w:next w:val="Normal"/>
-    <w:qFormat/>
-    <w:pPr>
-      <w:spacing w:after="60" w:before="140"/>
-      <w:outlineLvl w:val="2"/>
-    </w:pPr>
-    <w:rPr>
-      <w:rFonts w:ascii="Arial" w:cs="Arial" w:eastAsia="Arial" w:hAnsi="Arial"/>
-      <w:b/>
-      <w:bCs/>
-      <w:sz w:val="24"/>
-      <w:szCs w:val="24"/>
-    </w:rPr>
-  </w:style>
 </w:styles>
 </file>